--- a/DESIGN_REGISTRATION/Representation_Sheet_our_project.docx
+++ b/DESIGN_REGISTRATION/Representation_Sheet_our_project.docx
@@ -1,6 +1,6 @@
 
 <file path=word/document.xml><?xml version="1.0" encoding="utf-8"?>
-<w:document xmlns:wpc="http://schemas.microsoft.com/office/word/2010/wordprocessingCanvas" xmlns:cx="http://schemas.microsoft.com/office/drawing/2014/chartex" xmlns:mc="http://schemas.openxmlformats.org/markup-compatibility/2006" xmlns:o="urn:schemas-microsoft-com:office:office" xmlns:r="http://schemas.openxmlformats.org/officeDocument/2006/relationships" xmlns:m="http://schemas.openxmlformats.org/officeDocument/2006/math" xmlns:v="urn:schemas-microsoft-com:vml" xmlns:wp14="http://schemas.microsoft.com/office/word/2010/wordprocessingDrawing" xmlns:wp="http://schemas.openxmlformats.org/drawingml/2006/wordprocessingDrawing" xmlns:w10="urn:schemas-microsoft-com:office:word" xmlns:w="http://schemas.openxmlformats.org/wordprocessingml/2006/main" xmlns:w14="http://schemas.microsoft.com/office/word/2010/wordml" xmlns:w15="http://schemas.microsoft.com/office/word/2012/wordml" xmlns:w16se="http://schemas.microsoft.com/office/word/2015/wordml/symex" xmlns:wpg="http://schemas.microsoft.com/office/word/2010/wordprocessingGroup" xmlns:wpi="http://schemas.microsoft.com/office/word/2010/wordprocessingInk" xmlns:wne="http://schemas.microsoft.com/office/word/2006/wordml" xmlns:wps="http://schemas.microsoft.com/office/word/2010/wordprocessingShape" mc:Ignorable="w14 w15 w16se wp14">
+<w:document xmlns:wpc="http://schemas.microsoft.com/office/word/2010/wordprocessingCanvas" xmlns:cx="http://schemas.microsoft.com/office/drawing/2014/chartex" xmlns:cx1="http://schemas.microsoft.com/office/drawing/2015/9/8/chartex" xmlns:cx2="http://schemas.microsoft.com/office/drawing/2015/10/21/chartex" xmlns:cx3="http://schemas.microsoft.com/office/drawing/2016/5/9/chartex" xmlns:cx4="http://schemas.microsoft.com/office/drawing/2016/5/10/chartex" xmlns:cx5="http://schemas.microsoft.com/office/drawing/2016/5/11/chartex" xmlns:cx6="http://schemas.microsoft.com/office/drawing/2016/5/12/chartex" xmlns:cx7="http://schemas.microsoft.com/office/drawing/2016/5/13/chartex" xmlns:cx8="http://schemas.microsoft.com/office/drawing/2016/5/14/chartex" xmlns:mc="http://schemas.openxmlformats.org/markup-compatibility/2006" xmlns:aink="http://schemas.microsoft.com/office/drawing/2016/ink" xmlns:am3d="http://schemas.microsoft.com/office/drawing/2017/model3d" xmlns:o="urn:schemas-microsoft-com:office:office" xmlns:oel="http://schemas.microsoft.com/office/2019/extlst" xmlns:r="http://schemas.openxmlformats.org/officeDocument/2006/relationships" xmlns:m="http://schemas.openxmlformats.org/officeDocument/2006/math" xmlns:v="urn:schemas-microsoft-com:vml" xmlns:wp14="http://schemas.microsoft.com/office/word/2010/wordprocessingDrawing" xmlns:wp="http://schemas.openxmlformats.org/drawingml/2006/wordprocessingDrawing" xmlns:w10="urn:schemas-microsoft-com:office:word" xmlns:w="http://schemas.openxmlformats.org/wordprocessingml/2006/main" xmlns:w14="http://schemas.microsoft.com/office/word/2010/wordml" xmlns:w15="http://schemas.microsoft.com/office/word/2012/wordml" xmlns:w16cex="http://schemas.microsoft.com/office/word/2018/wordml/cex" xmlns:w16cid="http://schemas.microsoft.com/office/word/2016/wordml/cid" xmlns:w16="http://schemas.microsoft.com/office/word/2018/wordml" xmlns:w16du="http://schemas.microsoft.com/office/word/2023/wordml/word16du" xmlns:w16sdtdh="http://schemas.microsoft.com/office/word/2020/wordml/sdtdatahash" xmlns:w16sdtfl="http://schemas.microsoft.com/office/word/2024/wordml/sdtformatlock" xmlns:w16se="http://schemas.microsoft.com/office/word/2015/wordml/symex" xmlns:wpg="http://schemas.microsoft.com/office/word/2010/wordprocessingGroup" xmlns:wpi="http://schemas.microsoft.com/office/word/2010/wordprocessingInk" xmlns:wne="http://schemas.microsoft.com/office/word/2006/wordml" xmlns:wps="http://schemas.microsoft.com/office/word/2010/wordprocessingShape" mc:Ignorable="w14 w15 w16se w16cid w16 w16cex w16sdtdh w16sdtfl w16du wp14">
   <w:body>
     <w:p>
       <w:pPr>
@@ -23,10 +23,7 @@
         <w:t xml:space="preserve"> </w:t>
       </w:r>
       <w:r>
-        <w:rPr>
-          <w:highlight w:val="yellow"/>
-        </w:rPr>
-        <w:t>EDGE-AI SIGN LANGUAGE TRANSLATION APPARATUS</w:t>
+        <w:t>EDGE-AI SIGN LANGUAGE TRANSLATION KIOSK WITH WIRELESS SENSOR GLOVE</w:t>
       </w:r>
     </w:p>
     <w:p>
@@ -139,9 +136,6 @@
         <w:t xml:space="preserve"> </w:t>
       </w:r>
       <w:r>
-        <w:rPr>
-          <w:highlight w:val="yellow"/>
-        </w:rPr>
         <w:t>KAYALVIZHI, VENMUGIL RAJAN S, BUVANESH C, HARISH P</w:t>
       </w:r>
     </w:p>
@@ -334,19 +328,10 @@
         <w:t>‘</w:t>
       </w:r>
       <w:r>
-        <w:rPr>
-          <w:highlight w:val="yellow"/>
-        </w:rPr>
-        <w:t>EDGE-AI SIGN LANGUAGE TRANSLATION APPARATUS</w:t>
-      </w:r>
-      <w:r>
-        <w:rPr>
-          <w:highlight w:val="yellow"/>
-        </w:rPr>
-        <w:t>’</w:t>
-      </w:r>
-      <w:r>
-        <w:t xml:space="preserve"> as illustrated</w:t>
+        <w:t>EDGE-AI SIGN LANGUAGE TRANSLATION KIOSK WITH WIRELESS SENSOR GLOVE</w:t>
+      </w:r>
+      <w:r>
+        <w:t>’ as illustrated</w:t>
       </w:r>
       <w:r>
         <w:rPr>
@@ -511,10 +496,7 @@
         <w:t xml:space="preserve"> </w:t>
       </w:r>
       <w:r>
-        <w:rPr>
-          <w:highlight w:val="yellow"/>
-        </w:rPr>
-        <w:t>EDGE-AI SIGN LANGUAGE TRANSLATION APPARATUS</w:t>
+        <w:t>EDGE-AI SIGN LANGUAGE TRANSLATION KIOSK WITH WIRELESS SENSOR GLOVE</w:t>
       </w:r>
     </w:p>
     <w:p>
@@ -627,9 +609,6 @@
         <w:t xml:space="preserve"> </w:t>
       </w:r>
       <w:r>
-        <w:rPr>
-          <w:highlight w:val="yellow"/>
-        </w:rPr>
         <w:t>KAYALVIZHI, VENMUGIL RAJAN S, BUVANESH C, HARISH P</w:t>
       </w:r>
     </w:p>
@@ -816,16 +795,7 @@
         <w:t xml:space="preserve"> </w:t>
       </w:r>
       <w:r>
-        <w:t>‘</w:t>
-      </w:r>
-      <w:r>
-        <w:rPr>
-          <w:highlight w:val="yellow"/>
-        </w:rPr>
-        <w:t>EDGE-AI SIGN LANGUAGE TRANSLATION APPARATUS’</w:t>
-      </w:r>
-      <w:r>
-        <w:t xml:space="preserve"> as illustrated</w:t>
+        <w:t>‘EDGE-AI SIGN LANGUAGE TRANSLATION KIOSK WITH WIRELESS SENSOR GLOVE’ as illustrated</w:t>
       </w:r>
       <w:r>
         <w:rPr>
@@ -975,10 +945,7 @@
         <w:t xml:space="preserve"> </w:t>
       </w:r>
       <w:r>
-        <w:rPr>
-          <w:highlight w:val="yellow"/>
-        </w:rPr>
-        <w:t>EDGE-AI SIGN LANGUAGE TRANSLATION APPARATUS</w:t>
+        <w:t>EDGE-AI SIGN LANGUAGE TRANSLATION KIOSK WITH WIRELESS SENSOR GLOVE</w:t>
       </w:r>
     </w:p>
     <w:p>
@@ -1091,9 +1058,6 @@
         <w:t xml:space="preserve"> </w:t>
       </w:r>
       <w:r>
-        <w:rPr>
-          <w:highlight w:val="yellow"/>
-        </w:rPr>
         <w:t>KAYALVIZHI, VENMUGIL RAJAN S, BUVANESH C, HARISH P</w:t>
       </w:r>
     </w:p>
@@ -1291,16 +1255,7 @@
         <w:t xml:space="preserve"> </w:t>
       </w:r>
       <w:r>
-        <w:t>‘</w:t>
-      </w:r>
-      <w:r>
-        <w:rPr>
-          <w:highlight w:val="yellow"/>
-        </w:rPr>
-        <w:t>EDGE-AI SIGN LANGUAGE TRANSLATION APPARATUS’</w:t>
-      </w:r>
-      <w:r>
-        <w:t xml:space="preserve"> as illustrated</w:t>
+        <w:t>‘EDGE-AI SIGN LANGUAGE TRANSLATION KIOSK WITH WIRELESS SENSOR GLOVE’ as illustrated</w:t>
       </w:r>
       <w:r>
         <w:rPr>
@@ -1450,10 +1405,7 @@
         <w:t xml:space="preserve"> </w:t>
       </w:r>
       <w:r>
-        <w:rPr>
-          <w:highlight w:val="yellow"/>
-        </w:rPr>
-        <w:t>EDGE-AI SIGN LANGUAGE TRANSLATION APPARATUS</w:t>
+        <w:t>EDGE-AI SIGN LANGUAGE TRANSLATION KIOSK WITH WIRELESS SENSOR GLOVE</w:t>
       </w:r>
     </w:p>
     <w:p>
@@ -1566,9 +1518,6 @@
         <w:t xml:space="preserve"> </w:t>
       </w:r>
       <w:r>
-        <w:rPr>
-          <w:highlight w:val="yellow"/>
-        </w:rPr>
         <w:t>KAYALVIZHI, VENMUGIL RAJAN S, BUVANESH C, HARISH P</w:t>
       </w:r>
     </w:p>
@@ -1770,16 +1719,7 @@
         <w:t xml:space="preserve"> </w:t>
       </w:r>
       <w:r>
-        <w:t>‘</w:t>
-      </w:r>
-      <w:r>
-        <w:rPr>
-          <w:highlight w:val="yellow"/>
-        </w:rPr>
-        <w:t>EDGE-AI SIGN LANGUAGE TRANSLATION APPARATUS’</w:t>
-      </w:r>
-      <w:r>
-        <w:t xml:space="preserve"> as illustrated</w:t>
+        <w:t>‘EDGE-AI SIGN LANGUAGE TRANSLATION KIOSK WITH WIRELESS SENSOR GLOVE’ as illustrated</w:t>
       </w:r>
       <w:r>
         <w:rPr>
@@ -1932,10 +1872,7 @@
         <w:t xml:space="preserve"> </w:t>
       </w:r>
       <w:r>
-        <w:rPr>
-          <w:highlight w:val="yellow"/>
-        </w:rPr>
-        <w:t>EDGE-AI SIGN LANGUAGE TRANSLATION APPARATUS</w:t>
+        <w:t>EDGE-AI SIGN LANGUAGE TRANSLATION KIOSK WITH WIRELESS SENSOR GLOVE</w:t>
       </w:r>
     </w:p>
     <w:p>
@@ -2048,9 +1985,6 @@
         <w:t xml:space="preserve"> </w:t>
       </w:r>
       <w:r>
-        <w:rPr>
-          <w:highlight w:val="yellow"/>
-        </w:rPr>
         <w:t>KAYALVIZHI, VENMUGIL RAJAN S, BUVANESH C, HARISH P</w:t>
       </w:r>
     </w:p>
@@ -2235,16 +2169,7 @@
         <w:t xml:space="preserve"> </w:t>
       </w:r>
       <w:r>
-        <w:t>‘</w:t>
-      </w:r>
-      <w:r>
-        <w:rPr>
-          <w:highlight w:val="yellow"/>
-        </w:rPr>
-        <w:t>EDGE-AI SIGN LANGUAGE TRANSLATION APPARATUS’</w:t>
-      </w:r>
-      <w:r>
-        <w:t xml:space="preserve"> as illustrated</w:t>
+        <w:t>‘EDGE-AI SIGN LANGUAGE TRANSLATION KIOSK WITH WIRELESS SENSOR GLOVE’ as illustrated</w:t>
       </w:r>
       <w:r>
         <w:rPr>
@@ -2394,10 +2319,7 @@
         <w:t xml:space="preserve"> </w:t>
       </w:r>
       <w:r>
-        <w:rPr>
-          <w:highlight w:val="yellow"/>
-        </w:rPr>
-        <w:t>EDGE-AI SIGN LANGUAGE TRANSLATION APPARATUS</w:t>
+        <w:t>EDGE-AI SIGN LANGUAGE TRANSLATION KIOSK WITH WIRELESS SENSOR GLOVE</w:t>
       </w:r>
     </w:p>
     <w:p>
@@ -2510,9 +2432,6 @@
         <w:t xml:space="preserve"> </w:t>
       </w:r>
       <w:r>
-        <w:rPr>
-          <w:highlight w:val="yellow"/>
-        </w:rPr>
         <w:t>KAYALVIZHI, VENMUGIL RAJAN S, BUVANESH C, HARISH P</w:t>
       </w:r>
     </w:p>
@@ -2685,16 +2604,7 @@
         <w:t xml:space="preserve"> </w:t>
       </w:r>
       <w:r>
-        <w:t>‘</w:t>
-      </w:r>
-      <w:r>
-        <w:rPr>
-          <w:highlight w:val="yellow"/>
-        </w:rPr>
-        <w:t>EDGE-AI SIGN LANGUAGE TRANSLATION APPARATUS’</w:t>
-      </w:r>
-      <w:r>
-        <w:t xml:space="preserve"> as illustrated</w:t>
+        <w:t>‘EDGE-AI SIGN LANGUAGE TRANSLATION KIOSK WITH WIRELESS SENSOR GLOVE’ as illustrated</w:t>
       </w:r>
       <w:r>
         <w:rPr>
@@ -2849,10 +2759,7 @@
         <w:t xml:space="preserve"> </w:t>
       </w:r>
       <w:r>
-        <w:rPr>
-          <w:highlight w:val="yellow"/>
-        </w:rPr>
-        <w:t>EDGE-AI SIGN LANGUAGE TRANSLATION APPARATUS</w:t>
+        <w:t>EDGE-AI SIGN LANGUAGE TRANSLATION KIOSK WITH WIRELESS SENSOR GLOVE</w:t>
       </w:r>
     </w:p>
     <w:p>
@@ -2965,9 +2872,6 @@
         <w:t xml:space="preserve"> </w:t>
       </w:r>
       <w:r>
-        <w:rPr>
-          <w:highlight w:val="yellow"/>
-        </w:rPr>
         <w:t>KAYALVIZHI, VENMUGIL RAJAN S, BUVANESH C, HARISH P</w:t>
       </w:r>
     </w:p>
@@ -3147,16 +3051,7 @@
         <w:t xml:space="preserve"> </w:t>
       </w:r>
       <w:r>
-        <w:t>‘</w:t>
-      </w:r>
-      <w:r>
-        <w:rPr>
-          <w:highlight w:val="yellow"/>
-        </w:rPr>
-        <w:t>EDGE-AI SIGN LANGUAGE TRANSLATION APPARATUS’</w:t>
-      </w:r>
-      <w:r>
-        <w:t xml:space="preserve"> as illustrated</w:t>
+        <w:t>‘EDGE-AI SIGN LANGUAGE TRANSLATION KIOSK WITH WIRELESS SENSOR GLOVE’ as illustrated</w:t>
       </w:r>
       <w:r>
         <w:rPr>
@@ -3225,8 +3120,6 @@
       <w:r>
         <w:t xml:space="preserve">this </w:t>
       </w:r>
-      <w:bookmarkStart w:id="0" w:name="_GoBack"/>
-      <w:bookmarkEnd w:id="0"/>
       <w:r>
         <w:rPr>
           <w:highlight w:val="yellow"/>
@@ -3292,7 +3185,7 @@
 </file>
 
 <file path=word/endnotes.xml><?xml version="1.0" encoding="utf-8"?>
-<w:endnotes xmlns:wpc="http://schemas.microsoft.com/office/word/2010/wordprocessingCanvas" xmlns:cx="http://schemas.microsoft.com/office/drawing/2014/chartex" xmlns:mc="http://schemas.openxmlformats.org/markup-compatibility/2006" xmlns:o="urn:schemas-microsoft-com:office:office" xmlns:r="http://schemas.openxmlformats.org/officeDocument/2006/relationships" xmlns:m="http://schemas.openxmlformats.org/officeDocument/2006/math" xmlns:v="urn:schemas-microsoft-com:vml" xmlns:wp14="http://schemas.microsoft.com/office/word/2010/wordprocessingDrawing" xmlns:wp="http://schemas.openxmlformats.org/drawingml/2006/wordprocessingDrawing" xmlns:w10="urn:schemas-microsoft-com:office:word" xmlns:w="http://schemas.openxmlformats.org/wordprocessingml/2006/main" xmlns:w14="http://schemas.microsoft.com/office/word/2010/wordml" xmlns:w15="http://schemas.microsoft.com/office/word/2012/wordml" xmlns:w16se="http://schemas.microsoft.com/office/word/2015/wordml/symex" xmlns:wpg="http://schemas.microsoft.com/office/word/2010/wordprocessingGroup" xmlns:wpi="http://schemas.microsoft.com/office/word/2010/wordprocessingInk" xmlns:wne="http://schemas.microsoft.com/office/word/2006/wordml" xmlns:wps="http://schemas.microsoft.com/office/word/2010/wordprocessingShape" mc:Ignorable="w14 w15 w16se wp14">
+<w:endnotes xmlns:wpc="http://schemas.microsoft.com/office/word/2010/wordprocessingCanvas" xmlns:cx="http://schemas.microsoft.com/office/drawing/2014/chartex" xmlns:cx1="http://schemas.microsoft.com/office/drawing/2015/9/8/chartex" xmlns:cx2="http://schemas.microsoft.com/office/drawing/2015/10/21/chartex" xmlns:cx3="http://schemas.microsoft.com/office/drawing/2016/5/9/chartex" xmlns:cx4="http://schemas.microsoft.com/office/drawing/2016/5/10/chartex" xmlns:cx5="http://schemas.microsoft.com/office/drawing/2016/5/11/chartex" xmlns:cx6="http://schemas.microsoft.com/office/drawing/2016/5/12/chartex" xmlns:cx7="http://schemas.microsoft.com/office/drawing/2016/5/13/chartex" xmlns:cx8="http://schemas.microsoft.com/office/drawing/2016/5/14/chartex" xmlns:mc="http://schemas.openxmlformats.org/markup-compatibility/2006" xmlns:aink="http://schemas.microsoft.com/office/drawing/2016/ink" xmlns:am3d="http://schemas.microsoft.com/office/drawing/2017/model3d" xmlns:o="urn:schemas-microsoft-com:office:office" xmlns:oel="http://schemas.microsoft.com/office/2019/extlst" xmlns:r="http://schemas.openxmlformats.org/officeDocument/2006/relationships" xmlns:m="http://schemas.openxmlformats.org/officeDocument/2006/math" xmlns:v="urn:schemas-microsoft-com:vml" xmlns:wp14="http://schemas.microsoft.com/office/word/2010/wordprocessingDrawing" xmlns:wp="http://schemas.openxmlformats.org/drawingml/2006/wordprocessingDrawing" xmlns:w10="urn:schemas-microsoft-com:office:word" xmlns:w="http://schemas.openxmlformats.org/wordprocessingml/2006/main" xmlns:w14="http://schemas.microsoft.com/office/word/2010/wordml" xmlns:w15="http://schemas.microsoft.com/office/word/2012/wordml" xmlns:w16cex="http://schemas.microsoft.com/office/word/2018/wordml/cex" xmlns:w16cid="http://schemas.microsoft.com/office/word/2016/wordml/cid" xmlns:w16="http://schemas.microsoft.com/office/word/2018/wordml" xmlns:w16du="http://schemas.microsoft.com/office/word/2023/wordml/word16du" xmlns:w16sdtdh="http://schemas.microsoft.com/office/word/2020/wordml/sdtdatahash" xmlns:w16sdtfl="http://schemas.microsoft.com/office/word/2024/wordml/sdtformatlock" xmlns:w16se="http://schemas.microsoft.com/office/word/2015/wordml/symex" xmlns:wpg="http://schemas.microsoft.com/office/word/2010/wordprocessingGroup" xmlns:wpi="http://schemas.microsoft.com/office/word/2010/wordprocessingInk" xmlns:wne="http://schemas.microsoft.com/office/word/2006/wordml" xmlns:wps="http://schemas.microsoft.com/office/word/2010/wordprocessingShape" mc:Ignorable="w14 w15 w16se w16cid w16 w16cex w16sdtdh w16sdtfl w16du wp14">
   <w:endnote w:type="separator" w:id="-1">
     <w:p>
       <w:r>
@@ -3311,7 +3204,7 @@
 </file>
 
 <file path=word/footer1.xml><?xml version="1.0" encoding="utf-8"?>
-<w:ftr xmlns:wpc="http://schemas.microsoft.com/office/word/2010/wordprocessingCanvas" xmlns:cx="http://schemas.microsoft.com/office/drawing/2014/chartex" xmlns:mc="http://schemas.openxmlformats.org/markup-compatibility/2006" xmlns:o="urn:schemas-microsoft-com:office:office" xmlns:r="http://schemas.openxmlformats.org/officeDocument/2006/relationships" xmlns:m="http://schemas.openxmlformats.org/officeDocument/2006/math" xmlns:v="urn:schemas-microsoft-com:vml" xmlns:wp14="http://schemas.microsoft.com/office/word/2010/wordprocessingDrawing" xmlns:wp="http://schemas.openxmlformats.org/drawingml/2006/wordprocessingDrawing" xmlns:w10="urn:schemas-microsoft-com:office:word" xmlns:w="http://schemas.openxmlformats.org/wordprocessingml/2006/main" xmlns:w14="http://schemas.microsoft.com/office/word/2010/wordml" xmlns:w15="http://schemas.microsoft.com/office/word/2012/wordml" xmlns:w16se="http://schemas.microsoft.com/office/word/2015/wordml/symex" xmlns:wpg="http://schemas.microsoft.com/office/word/2010/wordprocessingGroup" xmlns:wpi="http://schemas.microsoft.com/office/word/2010/wordprocessingInk" xmlns:wne="http://schemas.microsoft.com/office/word/2006/wordml" xmlns:wps="http://schemas.microsoft.com/office/word/2010/wordprocessingShape" mc:Ignorable="w14 w15 w16se wp14">
+<w:ftr xmlns:wpc="http://schemas.microsoft.com/office/word/2010/wordprocessingCanvas" xmlns:cx="http://schemas.microsoft.com/office/drawing/2014/chartex" xmlns:cx1="http://schemas.microsoft.com/office/drawing/2015/9/8/chartex" xmlns:cx2="http://schemas.microsoft.com/office/drawing/2015/10/21/chartex" xmlns:cx3="http://schemas.microsoft.com/office/drawing/2016/5/9/chartex" xmlns:cx4="http://schemas.microsoft.com/office/drawing/2016/5/10/chartex" xmlns:cx5="http://schemas.microsoft.com/office/drawing/2016/5/11/chartex" xmlns:cx6="http://schemas.microsoft.com/office/drawing/2016/5/12/chartex" xmlns:cx7="http://schemas.microsoft.com/office/drawing/2016/5/13/chartex" xmlns:cx8="http://schemas.microsoft.com/office/drawing/2016/5/14/chartex" xmlns:mc="http://schemas.openxmlformats.org/markup-compatibility/2006" xmlns:aink="http://schemas.microsoft.com/office/drawing/2016/ink" xmlns:am3d="http://schemas.microsoft.com/office/drawing/2017/model3d" xmlns:o="urn:schemas-microsoft-com:office:office" xmlns:oel="http://schemas.microsoft.com/office/2019/extlst" xmlns:r="http://schemas.openxmlformats.org/officeDocument/2006/relationships" xmlns:m="http://schemas.openxmlformats.org/officeDocument/2006/math" xmlns:v="urn:schemas-microsoft-com:vml" xmlns:wp14="http://schemas.microsoft.com/office/word/2010/wordprocessingDrawing" xmlns:wp="http://schemas.openxmlformats.org/drawingml/2006/wordprocessingDrawing" xmlns:w10="urn:schemas-microsoft-com:office:word" xmlns:w="http://schemas.openxmlformats.org/wordprocessingml/2006/main" xmlns:w14="http://schemas.microsoft.com/office/word/2010/wordml" xmlns:w15="http://schemas.microsoft.com/office/word/2012/wordml" xmlns:w16cex="http://schemas.microsoft.com/office/word/2018/wordml/cex" xmlns:w16cid="http://schemas.microsoft.com/office/word/2016/wordml/cid" xmlns:w16="http://schemas.microsoft.com/office/word/2018/wordml" xmlns:w16du="http://schemas.microsoft.com/office/word/2023/wordml/word16du" xmlns:w16sdtdh="http://schemas.microsoft.com/office/word/2020/wordml/sdtdatahash" xmlns:w16sdtfl="http://schemas.microsoft.com/office/word/2024/wordml/sdtformatlock" xmlns:w16se="http://schemas.microsoft.com/office/word/2015/wordml/symex" xmlns:wpg="http://schemas.microsoft.com/office/word/2010/wordprocessingGroup" xmlns:wpi="http://schemas.microsoft.com/office/word/2010/wordprocessingInk" xmlns:wne="http://schemas.microsoft.com/office/word/2006/wordml" xmlns:wps="http://schemas.microsoft.com/office/word/2010/wordprocessingShape" mc:Ignorable="w14 w15 w16se w16cid w16 w16cex w16sdtdh w16sdtfl w16du wp14">
   <w:p>
     <w:pPr>
       <w:pStyle w:val="BodyText"/>
@@ -3693,7 +3586,7 @@
 </file>
 
 <file path=word/footer2.xml><?xml version="1.0" encoding="utf-8"?>
-<w:ftr xmlns:wpc="http://schemas.microsoft.com/office/word/2010/wordprocessingCanvas" xmlns:cx="http://schemas.microsoft.com/office/drawing/2014/chartex" xmlns:mc="http://schemas.openxmlformats.org/markup-compatibility/2006" xmlns:o="urn:schemas-microsoft-com:office:office" xmlns:r="http://schemas.openxmlformats.org/officeDocument/2006/relationships" xmlns:m="http://schemas.openxmlformats.org/officeDocument/2006/math" xmlns:v="urn:schemas-microsoft-com:vml" xmlns:wp14="http://schemas.microsoft.com/office/word/2010/wordprocessingDrawing" xmlns:wp="http://schemas.openxmlformats.org/drawingml/2006/wordprocessingDrawing" xmlns:w10="urn:schemas-microsoft-com:office:word" xmlns:w="http://schemas.openxmlformats.org/wordprocessingml/2006/main" xmlns:w14="http://schemas.microsoft.com/office/word/2010/wordml" xmlns:w15="http://schemas.microsoft.com/office/word/2012/wordml" xmlns:w16se="http://schemas.microsoft.com/office/word/2015/wordml/symex" xmlns:wpg="http://schemas.microsoft.com/office/word/2010/wordprocessingGroup" xmlns:wpi="http://schemas.microsoft.com/office/word/2010/wordprocessingInk" xmlns:wne="http://schemas.microsoft.com/office/word/2006/wordml" xmlns:wps="http://schemas.microsoft.com/office/word/2010/wordprocessingShape" mc:Ignorable="w14 w15 w16se wp14">
+<w:ftr xmlns:wpc="http://schemas.microsoft.com/office/word/2010/wordprocessingCanvas" xmlns:cx="http://schemas.microsoft.com/office/drawing/2014/chartex" xmlns:cx1="http://schemas.microsoft.com/office/drawing/2015/9/8/chartex" xmlns:cx2="http://schemas.microsoft.com/office/drawing/2015/10/21/chartex" xmlns:cx3="http://schemas.microsoft.com/office/drawing/2016/5/9/chartex" xmlns:cx4="http://schemas.microsoft.com/office/drawing/2016/5/10/chartex" xmlns:cx5="http://schemas.microsoft.com/office/drawing/2016/5/11/chartex" xmlns:cx6="http://schemas.microsoft.com/office/drawing/2016/5/12/chartex" xmlns:cx7="http://schemas.microsoft.com/office/drawing/2016/5/13/chartex" xmlns:cx8="http://schemas.microsoft.com/office/drawing/2016/5/14/chartex" xmlns:mc="http://schemas.openxmlformats.org/markup-compatibility/2006" xmlns:aink="http://schemas.microsoft.com/office/drawing/2016/ink" xmlns:am3d="http://schemas.microsoft.com/office/drawing/2017/model3d" xmlns:o="urn:schemas-microsoft-com:office:office" xmlns:oel="http://schemas.microsoft.com/office/2019/extlst" xmlns:r="http://schemas.openxmlformats.org/officeDocument/2006/relationships" xmlns:m="http://schemas.openxmlformats.org/officeDocument/2006/math" xmlns:v="urn:schemas-microsoft-com:vml" xmlns:wp14="http://schemas.microsoft.com/office/word/2010/wordprocessingDrawing" xmlns:wp="http://schemas.openxmlformats.org/drawingml/2006/wordprocessingDrawing" xmlns:w10="urn:schemas-microsoft-com:office:word" xmlns:w="http://schemas.openxmlformats.org/wordprocessingml/2006/main" xmlns:w14="http://schemas.microsoft.com/office/word/2010/wordml" xmlns:w15="http://schemas.microsoft.com/office/word/2012/wordml" xmlns:w16cex="http://schemas.microsoft.com/office/word/2018/wordml/cex" xmlns:w16cid="http://schemas.microsoft.com/office/word/2016/wordml/cid" xmlns:w16="http://schemas.microsoft.com/office/word/2018/wordml" xmlns:w16du="http://schemas.microsoft.com/office/word/2023/wordml/word16du" xmlns:w16sdtdh="http://schemas.microsoft.com/office/word/2020/wordml/sdtdatahash" xmlns:w16sdtfl="http://schemas.microsoft.com/office/word/2024/wordml/sdtformatlock" xmlns:w16se="http://schemas.microsoft.com/office/word/2015/wordml/symex" xmlns:wpg="http://schemas.microsoft.com/office/word/2010/wordprocessingGroup" xmlns:wpi="http://schemas.microsoft.com/office/word/2010/wordprocessingInk" xmlns:wne="http://schemas.microsoft.com/office/word/2006/wordml" xmlns:wps="http://schemas.microsoft.com/office/word/2010/wordprocessingShape" mc:Ignorable="w14 w15 w16se w16cid w16 w16cex w16sdtdh w16sdtfl w16du wp14">
   <w:p>
     <w:pPr>
       <w:pStyle w:val="BodyText"/>
@@ -4075,7 +3968,7 @@
 </file>
 
 <file path=word/footer3.xml><?xml version="1.0" encoding="utf-8"?>
-<w:ftr xmlns:wpc="http://schemas.microsoft.com/office/word/2010/wordprocessingCanvas" xmlns:cx="http://schemas.microsoft.com/office/drawing/2014/chartex" xmlns:mc="http://schemas.openxmlformats.org/markup-compatibility/2006" xmlns:o="urn:schemas-microsoft-com:office:office" xmlns:r="http://schemas.openxmlformats.org/officeDocument/2006/relationships" xmlns:m="http://schemas.openxmlformats.org/officeDocument/2006/math" xmlns:v="urn:schemas-microsoft-com:vml" xmlns:wp14="http://schemas.microsoft.com/office/word/2010/wordprocessingDrawing" xmlns:wp="http://schemas.openxmlformats.org/drawingml/2006/wordprocessingDrawing" xmlns:w10="urn:schemas-microsoft-com:office:word" xmlns:w="http://schemas.openxmlformats.org/wordprocessingml/2006/main" xmlns:w14="http://schemas.microsoft.com/office/word/2010/wordml" xmlns:w15="http://schemas.microsoft.com/office/word/2012/wordml" xmlns:w16se="http://schemas.microsoft.com/office/word/2015/wordml/symex" xmlns:wpg="http://schemas.microsoft.com/office/word/2010/wordprocessingGroup" xmlns:wpi="http://schemas.microsoft.com/office/word/2010/wordprocessingInk" xmlns:wne="http://schemas.microsoft.com/office/word/2006/wordml" xmlns:wps="http://schemas.microsoft.com/office/word/2010/wordprocessingShape" mc:Ignorable="w14 w15 w16se wp14">
+<w:ftr xmlns:wpc="http://schemas.microsoft.com/office/word/2010/wordprocessingCanvas" xmlns:cx="http://schemas.microsoft.com/office/drawing/2014/chartex" xmlns:cx1="http://schemas.microsoft.com/office/drawing/2015/9/8/chartex" xmlns:cx2="http://schemas.microsoft.com/office/drawing/2015/10/21/chartex" xmlns:cx3="http://schemas.microsoft.com/office/drawing/2016/5/9/chartex" xmlns:cx4="http://schemas.microsoft.com/office/drawing/2016/5/10/chartex" xmlns:cx5="http://schemas.microsoft.com/office/drawing/2016/5/11/chartex" xmlns:cx6="http://schemas.microsoft.com/office/drawing/2016/5/12/chartex" xmlns:cx7="http://schemas.microsoft.com/office/drawing/2016/5/13/chartex" xmlns:cx8="http://schemas.microsoft.com/office/drawing/2016/5/14/chartex" xmlns:mc="http://schemas.openxmlformats.org/markup-compatibility/2006" xmlns:aink="http://schemas.microsoft.com/office/drawing/2016/ink" xmlns:am3d="http://schemas.microsoft.com/office/drawing/2017/model3d" xmlns:o="urn:schemas-microsoft-com:office:office" xmlns:oel="http://schemas.microsoft.com/office/2019/extlst" xmlns:r="http://schemas.openxmlformats.org/officeDocument/2006/relationships" xmlns:m="http://schemas.openxmlformats.org/officeDocument/2006/math" xmlns:v="urn:schemas-microsoft-com:vml" xmlns:wp14="http://schemas.microsoft.com/office/word/2010/wordprocessingDrawing" xmlns:wp="http://schemas.openxmlformats.org/drawingml/2006/wordprocessingDrawing" xmlns:w10="urn:schemas-microsoft-com:office:word" xmlns:w="http://schemas.openxmlformats.org/wordprocessingml/2006/main" xmlns:w14="http://schemas.microsoft.com/office/word/2010/wordml" xmlns:w15="http://schemas.microsoft.com/office/word/2012/wordml" xmlns:w16cex="http://schemas.microsoft.com/office/word/2018/wordml/cex" xmlns:w16cid="http://schemas.microsoft.com/office/word/2016/wordml/cid" xmlns:w16="http://schemas.microsoft.com/office/word/2018/wordml" xmlns:w16du="http://schemas.microsoft.com/office/word/2023/wordml/word16du" xmlns:w16sdtdh="http://schemas.microsoft.com/office/word/2020/wordml/sdtdatahash" xmlns:w16sdtfl="http://schemas.microsoft.com/office/word/2024/wordml/sdtformatlock" xmlns:w16se="http://schemas.microsoft.com/office/word/2015/wordml/symex" xmlns:wpg="http://schemas.microsoft.com/office/word/2010/wordprocessingGroup" xmlns:wpi="http://schemas.microsoft.com/office/word/2010/wordprocessingInk" xmlns:wne="http://schemas.microsoft.com/office/word/2006/wordml" xmlns:wps="http://schemas.microsoft.com/office/word/2010/wordprocessingShape" mc:Ignorable="w14 w15 w16se w16cid w16 w16cex w16sdtdh w16sdtfl w16du wp14">
   <w:p>
     <w:pPr>
       <w:pStyle w:val="BodyText"/>
@@ -4457,7 +4350,7 @@
 </file>
 
 <file path=word/footer4.xml><?xml version="1.0" encoding="utf-8"?>
-<w:ftr xmlns:wpc="http://schemas.microsoft.com/office/word/2010/wordprocessingCanvas" xmlns:cx="http://schemas.microsoft.com/office/drawing/2014/chartex" xmlns:mc="http://schemas.openxmlformats.org/markup-compatibility/2006" xmlns:o="urn:schemas-microsoft-com:office:office" xmlns:r="http://schemas.openxmlformats.org/officeDocument/2006/relationships" xmlns:m="http://schemas.openxmlformats.org/officeDocument/2006/math" xmlns:v="urn:schemas-microsoft-com:vml" xmlns:wp14="http://schemas.microsoft.com/office/word/2010/wordprocessingDrawing" xmlns:wp="http://schemas.openxmlformats.org/drawingml/2006/wordprocessingDrawing" xmlns:w10="urn:schemas-microsoft-com:office:word" xmlns:w="http://schemas.openxmlformats.org/wordprocessingml/2006/main" xmlns:w14="http://schemas.microsoft.com/office/word/2010/wordml" xmlns:w15="http://schemas.microsoft.com/office/word/2012/wordml" xmlns:w16se="http://schemas.microsoft.com/office/word/2015/wordml/symex" xmlns:wpg="http://schemas.microsoft.com/office/word/2010/wordprocessingGroup" xmlns:wpi="http://schemas.microsoft.com/office/word/2010/wordprocessingInk" xmlns:wne="http://schemas.microsoft.com/office/word/2006/wordml" xmlns:wps="http://schemas.microsoft.com/office/word/2010/wordprocessingShape" mc:Ignorable="w14 w15 w16se wp14">
+<w:ftr xmlns:wpc="http://schemas.microsoft.com/office/word/2010/wordprocessingCanvas" xmlns:cx="http://schemas.microsoft.com/office/drawing/2014/chartex" xmlns:cx1="http://schemas.microsoft.com/office/drawing/2015/9/8/chartex" xmlns:cx2="http://schemas.microsoft.com/office/drawing/2015/10/21/chartex" xmlns:cx3="http://schemas.microsoft.com/office/drawing/2016/5/9/chartex" xmlns:cx4="http://schemas.microsoft.com/office/drawing/2016/5/10/chartex" xmlns:cx5="http://schemas.microsoft.com/office/drawing/2016/5/11/chartex" xmlns:cx6="http://schemas.microsoft.com/office/drawing/2016/5/12/chartex" xmlns:cx7="http://schemas.microsoft.com/office/drawing/2016/5/13/chartex" xmlns:cx8="http://schemas.microsoft.com/office/drawing/2016/5/14/chartex" xmlns:mc="http://schemas.openxmlformats.org/markup-compatibility/2006" xmlns:aink="http://schemas.microsoft.com/office/drawing/2016/ink" xmlns:am3d="http://schemas.microsoft.com/office/drawing/2017/model3d" xmlns:o="urn:schemas-microsoft-com:office:office" xmlns:oel="http://schemas.microsoft.com/office/2019/extlst" xmlns:r="http://schemas.openxmlformats.org/officeDocument/2006/relationships" xmlns:m="http://schemas.openxmlformats.org/officeDocument/2006/math" xmlns:v="urn:schemas-microsoft-com:vml" xmlns:wp14="http://schemas.microsoft.com/office/word/2010/wordprocessingDrawing" xmlns:wp="http://schemas.openxmlformats.org/drawingml/2006/wordprocessingDrawing" xmlns:w10="urn:schemas-microsoft-com:office:word" xmlns:w="http://schemas.openxmlformats.org/wordprocessingml/2006/main" xmlns:w14="http://schemas.microsoft.com/office/word/2010/wordml" xmlns:w15="http://schemas.microsoft.com/office/word/2012/wordml" xmlns:w16cex="http://schemas.microsoft.com/office/word/2018/wordml/cex" xmlns:w16cid="http://schemas.microsoft.com/office/word/2016/wordml/cid" xmlns:w16="http://schemas.microsoft.com/office/word/2018/wordml" xmlns:w16du="http://schemas.microsoft.com/office/word/2023/wordml/word16du" xmlns:w16sdtdh="http://schemas.microsoft.com/office/word/2020/wordml/sdtdatahash" xmlns:w16sdtfl="http://schemas.microsoft.com/office/word/2024/wordml/sdtformatlock" xmlns:w16se="http://schemas.microsoft.com/office/word/2015/wordml/symex" xmlns:wpg="http://schemas.microsoft.com/office/word/2010/wordprocessingGroup" xmlns:wpi="http://schemas.microsoft.com/office/word/2010/wordprocessingInk" xmlns:wne="http://schemas.microsoft.com/office/word/2006/wordml" xmlns:wps="http://schemas.microsoft.com/office/word/2010/wordprocessingShape" mc:Ignorable="w14 w15 w16se w16cid w16 w16cex w16sdtdh w16sdtfl w16du wp14">
   <w:p>
     <w:pPr>
       <w:pStyle w:val="BodyText"/>
@@ -4839,7 +4732,7 @@
 </file>
 
 <file path=word/footer5.xml><?xml version="1.0" encoding="utf-8"?>
-<w:ftr xmlns:wpc="http://schemas.microsoft.com/office/word/2010/wordprocessingCanvas" xmlns:cx="http://schemas.microsoft.com/office/drawing/2014/chartex" xmlns:mc="http://schemas.openxmlformats.org/markup-compatibility/2006" xmlns:o="urn:schemas-microsoft-com:office:office" xmlns:r="http://schemas.openxmlformats.org/officeDocument/2006/relationships" xmlns:m="http://schemas.openxmlformats.org/officeDocument/2006/math" xmlns:v="urn:schemas-microsoft-com:vml" xmlns:wp14="http://schemas.microsoft.com/office/word/2010/wordprocessingDrawing" xmlns:wp="http://schemas.openxmlformats.org/drawingml/2006/wordprocessingDrawing" xmlns:w10="urn:schemas-microsoft-com:office:word" xmlns:w="http://schemas.openxmlformats.org/wordprocessingml/2006/main" xmlns:w14="http://schemas.microsoft.com/office/word/2010/wordml" xmlns:w15="http://schemas.microsoft.com/office/word/2012/wordml" xmlns:w16se="http://schemas.microsoft.com/office/word/2015/wordml/symex" xmlns:wpg="http://schemas.microsoft.com/office/word/2010/wordprocessingGroup" xmlns:wpi="http://schemas.microsoft.com/office/word/2010/wordprocessingInk" xmlns:wne="http://schemas.microsoft.com/office/word/2006/wordml" xmlns:wps="http://schemas.microsoft.com/office/word/2010/wordprocessingShape" mc:Ignorable="w14 w15 w16se wp14">
+<w:ftr xmlns:wpc="http://schemas.microsoft.com/office/word/2010/wordprocessingCanvas" xmlns:cx="http://schemas.microsoft.com/office/drawing/2014/chartex" xmlns:cx1="http://schemas.microsoft.com/office/drawing/2015/9/8/chartex" xmlns:cx2="http://schemas.microsoft.com/office/drawing/2015/10/21/chartex" xmlns:cx3="http://schemas.microsoft.com/office/drawing/2016/5/9/chartex" xmlns:cx4="http://schemas.microsoft.com/office/drawing/2016/5/10/chartex" xmlns:cx5="http://schemas.microsoft.com/office/drawing/2016/5/11/chartex" xmlns:cx6="http://schemas.microsoft.com/office/drawing/2016/5/12/chartex" xmlns:cx7="http://schemas.microsoft.com/office/drawing/2016/5/13/chartex" xmlns:cx8="http://schemas.microsoft.com/office/drawing/2016/5/14/chartex" xmlns:mc="http://schemas.openxmlformats.org/markup-compatibility/2006" xmlns:aink="http://schemas.microsoft.com/office/drawing/2016/ink" xmlns:am3d="http://schemas.microsoft.com/office/drawing/2017/model3d" xmlns:o="urn:schemas-microsoft-com:office:office" xmlns:oel="http://schemas.microsoft.com/office/2019/extlst" xmlns:r="http://schemas.openxmlformats.org/officeDocument/2006/relationships" xmlns:m="http://schemas.openxmlformats.org/officeDocument/2006/math" xmlns:v="urn:schemas-microsoft-com:vml" xmlns:wp14="http://schemas.microsoft.com/office/word/2010/wordprocessingDrawing" xmlns:wp="http://schemas.openxmlformats.org/drawingml/2006/wordprocessingDrawing" xmlns:w10="urn:schemas-microsoft-com:office:word" xmlns:w="http://schemas.openxmlformats.org/wordprocessingml/2006/main" xmlns:w14="http://schemas.microsoft.com/office/word/2010/wordml" xmlns:w15="http://schemas.microsoft.com/office/word/2012/wordml" xmlns:w16cex="http://schemas.microsoft.com/office/word/2018/wordml/cex" xmlns:w16cid="http://schemas.microsoft.com/office/word/2016/wordml/cid" xmlns:w16="http://schemas.microsoft.com/office/word/2018/wordml" xmlns:w16du="http://schemas.microsoft.com/office/word/2023/wordml/word16du" xmlns:w16sdtdh="http://schemas.microsoft.com/office/word/2020/wordml/sdtdatahash" xmlns:w16sdtfl="http://schemas.microsoft.com/office/word/2024/wordml/sdtformatlock" xmlns:w16se="http://schemas.microsoft.com/office/word/2015/wordml/symex" xmlns:wpg="http://schemas.microsoft.com/office/word/2010/wordprocessingGroup" xmlns:wpi="http://schemas.microsoft.com/office/word/2010/wordprocessingInk" xmlns:wne="http://schemas.microsoft.com/office/word/2006/wordml" xmlns:wps="http://schemas.microsoft.com/office/word/2010/wordprocessingShape" mc:Ignorable="w14 w15 w16se w16cid w16 w16cex w16sdtdh w16sdtfl w16du wp14">
   <w:p>
     <w:pPr>
       <w:pStyle w:val="BodyText"/>
@@ -5221,7 +5114,7 @@
 </file>
 
 <file path=word/footer6.xml><?xml version="1.0" encoding="utf-8"?>
-<w:ftr xmlns:wpc="http://schemas.microsoft.com/office/word/2010/wordprocessingCanvas" xmlns:cx="http://schemas.microsoft.com/office/drawing/2014/chartex" xmlns:mc="http://schemas.openxmlformats.org/markup-compatibility/2006" xmlns:o="urn:schemas-microsoft-com:office:office" xmlns:r="http://schemas.openxmlformats.org/officeDocument/2006/relationships" xmlns:m="http://schemas.openxmlformats.org/officeDocument/2006/math" xmlns:v="urn:schemas-microsoft-com:vml" xmlns:wp14="http://schemas.microsoft.com/office/word/2010/wordprocessingDrawing" xmlns:wp="http://schemas.openxmlformats.org/drawingml/2006/wordprocessingDrawing" xmlns:w10="urn:schemas-microsoft-com:office:word" xmlns:w="http://schemas.openxmlformats.org/wordprocessingml/2006/main" xmlns:w14="http://schemas.microsoft.com/office/word/2010/wordml" xmlns:w15="http://schemas.microsoft.com/office/word/2012/wordml" xmlns:w16se="http://schemas.microsoft.com/office/word/2015/wordml/symex" xmlns:wpg="http://schemas.microsoft.com/office/word/2010/wordprocessingGroup" xmlns:wpi="http://schemas.microsoft.com/office/word/2010/wordprocessingInk" xmlns:wne="http://schemas.microsoft.com/office/word/2006/wordml" xmlns:wps="http://schemas.microsoft.com/office/word/2010/wordprocessingShape" mc:Ignorable="w14 w15 w16se wp14">
+<w:ftr xmlns:wpc="http://schemas.microsoft.com/office/word/2010/wordprocessingCanvas" xmlns:cx="http://schemas.microsoft.com/office/drawing/2014/chartex" xmlns:cx1="http://schemas.microsoft.com/office/drawing/2015/9/8/chartex" xmlns:cx2="http://schemas.microsoft.com/office/drawing/2015/10/21/chartex" xmlns:cx3="http://schemas.microsoft.com/office/drawing/2016/5/9/chartex" xmlns:cx4="http://schemas.microsoft.com/office/drawing/2016/5/10/chartex" xmlns:cx5="http://schemas.microsoft.com/office/drawing/2016/5/11/chartex" xmlns:cx6="http://schemas.microsoft.com/office/drawing/2016/5/12/chartex" xmlns:cx7="http://schemas.microsoft.com/office/drawing/2016/5/13/chartex" xmlns:cx8="http://schemas.microsoft.com/office/drawing/2016/5/14/chartex" xmlns:mc="http://schemas.openxmlformats.org/markup-compatibility/2006" xmlns:aink="http://schemas.microsoft.com/office/drawing/2016/ink" xmlns:am3d="http://schemas.microsoft.com/office/drawing/2017/model3d" xmlns:o="urn:schemas-microsoft-com:office:office" xmlns:oel="http://schemas.microsoft.com/office/2019/extlst" xmlns:r="http://schemas.openxmlformats.org/officeDocument/2006/relationships" xmlns:m="http://schemas.openxmlformats.org/officeDocument/2006/math" xmlns:v="urn:schemas-microsoft-com:vml" xmlns:wp14="http://schemas.microsoft.com/office/word/2010/wordprocessingDrawing" xmlns:wp="http://schemas.openxmlformats.org/drawingml/2006/wordprocessingDrawing" xmlns:w10="urn:schemas-microsoft-com:office:word" xmlns:w="http://schemas.openxmlformats.org/wordprocessingml/2006/main" xmlns:w14="http://schemas.microsoft.com/office/word/2010/wordml" xmlns:w15="http://schemas.microsoft.com/office/word/2012/wordml" xmlns:w16cex="http://schemas.microsoft.com/office/word/2018/wordml/cex" xmlns:w16cid="http://schemas.microsoft.com/office/word/2016/wordml/cid" xmlns:w16="http://schemas.microsoft.com/office/word/2018/wordml" xmlns:w16du="http://schemas.microsoft.com/office/word/2023/wordml/word16du" xmlns:w16sdtdh="http://schemas.microsoft.com/office/word/2020/wordml/sdtdatahash" xmlns:w16sdtfl="http://schemas.microsoft.com/office/word/2024/wordml/sdtformatlock" xmlns:w16se="http://schemas.microsoft.com/office/word/2015/wordml/symex" xmlns:wpg="http://schemas.microsoft.com/office/word/2010/wordprocessingGroup" xmlns:wpi="http://schemas.microsoft.com/office/word/2010/wordprocessingInk" xmlns:wne="http://schemas.microsoft.com/office/word/2006/wordml" xmlns:wps="http://schemas.microsoft.com/office/word/2010/wordprocessingShape" mc:Ignorable="w14 w15 w16se w16cid w16 w16cex w16sdtdh w16sdtfl w16du wp14">
   <w:p>
     <w:pPr>
       <w:pStyle w:val="BodyText"/>
@@ -5710,7 +5603,7 @@
 </file>
 
 <file path=word/footnotes.xml><?xml version="1.0" encoding="utf-8"?>
-<w:footnotes xmlns:wpc="http://schemas.microsoft.com/office/word/2010/wordprocessingCanvas" xmlns:cx="http://schemas.microsoft.com/office/drawing/2014/chartex" xmlns:mc="http://schemas.openxmlformats.org/markup-compatibility/2006" xmlns:o="urn:schemas-microsoft-com:office:office" xmlns:r="http://schemas.openxmlformats.org/officeDocument/2006/relationships" xmlns:m="http://schemas.openxmlformats.org/officeDocument/2006/math" xmlns:v="urn:schemas-microsoft-com:vml" xmlns:wp14="http://schemas.microsoft.com/office/word/2010/wordprocessingDrawing" xmlns:wp="http://schemas.openxmlformats.org/drawingml/2006/wordprocessingDrawing" xmlns:w10="urn:schemas-microsoft-com:office:word" xmlns:w="http://schemas.openxmlformats.org/wordprocessingml/2006/main" xmlns:w14="http://schemas.microsoft.com/office/word/2010/wordml" xmlns:w15="http://schemas.microsoft.com/office/word/2012/wordml" xmlns:w16se="http://schemas.microsoft.com/office/word/2015/wordml/symex" xmlns:wpg="http://schemas.microsoft.com/office/word/2010/wordprocessingGroup" xmlns:wpi="http://schemas.microsoft.com/office/word/2010/wordprocessingInk" xmlns:wne="http://schemas.microsoft.com/office/word/2006/wordml" xmlns:wps="http://schemas.microsoft.com/office/word/2010/wordprocessingShape" mc:Ignorable="w14 w15 w16se wp14">
+<w:footnotes xmlns:wpc="http://schemas.microsoft.com/office/word/2010/wordprocessingCanvas" xmlns:cx="http://schemas.microsoft.com/office/drawing/2014/chartex" xmlns:cx1="http://schemas.microsoft.com/office/drawing/2015/9/8/chartex" xmlns:cx2="http://schemas.microsoft.com/office/drawing/2015/10/21/chartex" xmlns:cx3="http://schemas.microsoft.com/office/drawing/2016/5/9/chartex" xmlns:cx4="http://schemas.microsoft.com/office/drawing/2016/5/10/chartex" xmlns:cx5="http://schemas.microsoft.com/office/drawing/2016/5/11/chartex" xmlns:cx6="http://schemas.microsoft.com/office/drawing/2016/5/12/chartex" xmlns:cx7="http://schemas.microsoft.com/office/drawing/2016/5/13/chartex" xmlns:cx8="http://schemas.microsoft.com/office/drawing/2016/5/14/chartex" xmlns:mc="http://schemas.openxmlformats.org/markup-compatibility/2006" xmlns:aink="http://schemas.microsoft.com/office/drawing/2016/ink" xmlns:am3d="http://schemas.microsoft.com/office/drawing/2017/model3d" xmlns:o="urn:schemas-microsoft-com:office:office" xmlns:oel="http://schemas.microsoft.com/office/2019/extlst" xmlns:r="http://schemas.openxmlformats.org/officeDocument/2006/relationships" xmlns:m="http://schemas.openxmlformats.org/officeDocument/2006/math" xmlns:v="urn:schemas-microsoft-com:vml" xmlns:wp14="http://schemas.microsoft.com/office/word/2010/wordprocessingDrawing" xmlns:wp="http://schemas.openxmlformats.org/drawingml/2006/wordprocessingDrawing" xmlns:w10="urn:schemas-microsoft-com:office:word" xmlns:w="http://schemas.openxmlformats.org/wordprocessingml/2006/main" xmlns:w14="http://schemas.microsoft.com/office/word/2010/wordml" xmlns:w15="http://schemas.microsoft.com/office/word/2012/wordml" xmlns:w16cex="http://schemas.microsoft.com/office/word/2018/wordml/cex" xmlns:w16cid="http://schemas.microsoft.com/office/word/2016/wordml/cid" xmlns:w16="http://schemas.microsoft.com/office/word/2018/wordml" xmlns:w16du="http://schemas.microsoft.com/office/word/2023/wordml/word16du" xmlns:w16sdtdh="http://schemas.microsoft.com/office/word/2020/wordml/sdtdatahash" xmlns:w16sdtfl="http://schemas.microsoft.com/office/word/2024/wordml/sdtformatlock" xmlns:w16se="http://schemas.microsoft.com/office/word/2015/wordml/symex" xmlns:wpg="http://schemas.microsoft.com/office/word/2010/wordprocessingGroup" xmlns:wpi="http://schemas.microsoft.com/office/word/2010/wordprocessingInk" xmlns:wne="http://schemas.microsoft.com/office/word/2006/wordml" xmlns:wps="http://schemas.microsoft.com/office/word/2010/wordprocessingShape" mc:Ignorable="w14 w15 w16se w16cid w16 w16cex w16sdtdh w16sdtfl w16du wp14">
   <w:footnote w:type="separator" w:id="-1">
     <w:p>
       <w:r>
@@ -5729,7 +5622,7 @@
 </file>
 
 <file path=word/header1.xml><?xml version="1.0" encoding="utf-8"?>
-<w:hdr xmlns:wpc="http://schemas.microsoft.com/office/word/2010/wordprocessingCanvas" xmlns:cx="http://schemas.microsoft.com/office/drawing/2014/chartex" xmlns:mc="http://schemas.openxmlformats.org/markup-compatibility/2006" xmlns:o="urn:schemas-microsoft-com:office:office" xmlns:r="http://schemas.openxmlformats.org/officeDocument/2006/relationships" xmlns:m="http://schemas.openxmlformats.org/officeDocument/2006/math" xmlns:v="urn:schemas-microsoft-com:vml" xmlns:wp14="http://schemas.microsoft.com/office/word/2010/wordprocessingDrawing" xmlns:wp="http://schemas.openxmlformats.org/drawingml/2006/wordprocessingDrawing" xmlns:w10="urn:schemas-microsoft-com:office:word" xmlns:w="http://schemas.openxmlformats.org/wordprocessingml/2006/main" xmlns:w14="http://schemas.microsoft.com/office/word/2010/wordml" xmlns:w15="http://schemas.microsoft.com/office/word/2012/wordml" xmlns:w16se="http://schemas.microsoft.com/office/word/2015/wordml/symex" xmlns:wpg="http://schemas.microsoft.com/office/word/2010/wordprocessingGroup" xmlns:wpi="http://schemas.microsoft.com/office/word/2010/wordprocessingInk" xmlns:wne="http://schemas.microsoft.com/office/word/2006/wordml" xmlns:wps="http://schemas.microsoft.com/office/word/2010/wordprocessingShape" mc:Ignorable="w14 w15 w16se wp14">
+<w:hdr xmlns:wpc="http://schemas.microsoft.com/office/word/2010/wordprocessingCanvas" xmlns:cx="http://schemas.microsoft.com/office/drawing/2014/chartex" xmlns:cx1="http://schemas.microsoft.com/office/drawing/2015/9/8/chartex" xmlns:cx2="http://schemas.microsoft.com/office/drawing/2015/10/21/chartex" xmlns:cx3="http://schemas.microsoft.com/office/drawing/2016/5/9/chartex" xmlns:cx4="http://schemas.microsoft.com/office/drawing/2016/5/10/chartex" xmlns:cx5="http://schemas.microsoft.com/office/drawing/2016/5/11/chartex" xmlns:cx6="http://schemas.microsoft.com/office/drawing/2016/5/12/chartex" xmlns:cx7="http://schemas.microsoft.com/office/drawing/2016/5/13/chartex" xmlns:cx8="http://schemas.microsoft.com/office/drawing/2016/5/14/chartex" xmlns:mc="http://schemas.openxmlformats.org/markup-compatibility/2006" xmlns:aink="http://schemas.microsoft.com/office/drawing/2016/ink" xmlns:am3d="http://schemas.microsoft.com/office/drawing/2017/model3d" xmlns:o="urn:schemas-microsoft-com:office:office" xmlns:oel="http://schemas.microsoft.com/office/2019/extlst" xmlns:r="http://schemas.openxmlformats.org/officeDocument/2006/relationships" xmlns:m="http://schemas.openxmlformats.org/officeDocument/2006/math" xmlns:v="urn:schemas-microsoft-com:vml" xmlns:wp14="http://schemas.microsoft.com/office/word/2010/wordprocessingDrawing" xmlns:wp="http://schemas.openxmlformats.org/drawingml/2006/wordprocessingDrawing" xmlns:w10="urn:schemas-microsoft-com:office:word" xmlns:w="http://schemas.openxmlformats.org/wordprocessingml/2006/main" xmlns:w14="http://schemas.microsoft.com/office/word/2010/wordml" xmlns:w15="http://schemas.microsoft.com/office/word/2012/wordml" xmlns:w16cex="http://schemas.microsoft.com/office/word/2018/wordml/cex" xmlns:w16cid="http://schemas.microsoft.com/office/word/2016/wordml/cid" xmlns:w16="http://schemas.microsoft.com/office/word/2018/wordml" xmlns:w16du="http://schemas.microsoft.com/office/word/2023/wordml/word16du" xmlns:w16sdtdh="http://schemas.microsoft.com/office/word/2020/wordml/sdtdatahash" xmlns:w16sdtfl="http://schemas.microsoft.com/office/word/2024/wordml/sdtformatlock" xmlns:w16se="http://schemas.microsoft.com/office/word/2015/wordml/symex" xmlns:wpg="http://schemas.microsoft.com/office/word/2010/wordprocessingGroup" xmlns:wpi="http://schemas.microsoft.com/office/word/2010/wordprocessingInk" xmlns:wne="http://schemas.microsoft.com/office/word/2006/wordml" xmlns:wps="http://schemas.microsoft.com/office/word/2010/wordprocessingShape" mc:Ignorable="w14 w15 w16se w16cid w16 w16cex w16sdtdh w16sdtfl w16du wp14">
   <w:p>
     <w:pPr>
       <w:pStyle w:val="BodyText"/>
@@ -5853,7 +5746,7 @@
 </file>
 
 <file path=word/header2.xml><?xml version="1.0" encoding="utf-8"?>
-<w:hdr xmlns:wpc="http://schemas.microsoft.com/office/word/2010/wordprocessingCanvas" xmlns:cx="http://schemas.microsoft.com/office/drawing/2014/chartex" xmlns:mc="http://schemas.openxmlformats.org/markup-compatibility/2006" xmlns:o="urn:schemas-microsoft-com:office:office" xmlns:r="http://schemas.openxmlformats.org/officeDocument/2006/relationships" xmlns:m="http://schemas.openxmlformats.org/officeDocument/2006/math" xmlns:v="urn:schemas-microsoft-com:vml" xmlns:wp14="http://schemas.microsoft.com/office/word/2010/wordprocessingDrawing" xmlns:wp="http://schemas.openxmlformats.org/drawingml/2006/wordprocessingDrawing" xmlns:w10="urn:schemas-microsoft-com:office:word" xmlns:w="http://schemas.openxmlformats.org/wordprocessingml/2006/main" xmlns:w14="http://schemas.microsoft.com/office/word/2010/wordml" xmlns:w15="http://schemas.microsoft.com/office/word/2012/wordml" xmlns:w16se="http://schemas.microsoft.com/office/word/2015/wordml/symex" xmlns:wpg="http://schemas.microsoft.com/office/word/2010/wordprocessingGroup" xmlns:wpi="http://schemas.microsoft.com/office/word/2010/wordprocessingInk" xmlns:wne="http://schemas.microsoft.com/office/word/2006/wordml" xmlns:wps="http://schemas.microsoft.com/office/word/2010/wordprocessingShape" mc:Ignorable="w14 w15 w16se wp14">
+<w:hdr xmlns:wpc="http://schemas.microsoft.com/office/word/2010/wordprocessingCanvas" xmlns:cx="http://schemas.microsoft.com/office/drawing/2014/chartex" xmlns:cx1="http://schemas.microsoft.com/office/drawing/2015/9/8/chartex" xmlns:cx2="http://schemas.microsoft.com/office/drawing/2015/10/21/chartex" xmlns:cx3="http://schemas.microsoft.com/office/drawing/2016/5/9/chartex" xmlns:cx4="http://schemas.microsoft.com/office/drawing/2016/5/10/chartex" xmlns:cx5="http://schemas.microsoft.com/office/drawing/2016/5/11/chartex" xmlns:cx6="http://schemas.microsoft.com/office/drawing/2016/5/12/chartex" xmlns:cx7="http://schemas.microsoft.com/office/drawing/2016/5/13/chartex" xmlns:cx8="http://schemas.microsoft.com/office/drawing/2016/5/14/chartex" xmlns:mc="http://schemas.openxmlformats.org/markup-compatibility/2006" xmlns:aink="http://schemas.microsoft.com/office/drawing/2016/ink" xmlns:am3d="http://schemas.microsoft.com/office/drawing/2017/model3d" xmlns:o="urn:schemas-microsoft-com:office:office" xmlns:oel="http://schemas.microsoft.com/office/2019/extlst" xmlns:r="http://schemas.openxmlformats.org/officeDocument/2006/relationships" xmlns:m="http://schemas.openxmlformats.org/officeDocument/2006/math" xmlns:v="urn:schemas-microsoft-com:vml" xmlns:wp14="http://schemas.microsoft.com/office/word/2010/wordprocessingDrawing" xmlns:wp="http://schemas.openxmlformats.org/drawingml/2006/wordprocessingDrawing" xmlns:w10="urn:schemas-microsoft-com:office:word" xmlns:w="http://schemas.openxmlformats.org/wordprocessingml/2006/main" xmlns:w14="http://schemas.microsoft.com/office/word/2010/wordml" xmlns:w15="http://schemas.microsoft.com/office/word/2012/wordml" xmlns:w16cex="http://schemas.microsoft.com/office/word/2018/wordml/cex" xmlns:w16cid="http://schemas.microsoft.com/office/word/2016/wordml/cid" xmlns:w16="http://schemas.microsoft.com/office/word/2018/wordml" xmlns:w16du="http://schemas.microsoft.com/office/word/2023/wordml/word16du" xmlns:w16sdtdh="http://schemas.microsoft.com/office/word/2020/wordml/sdtdatahash" xmlns:w16sdtfl="http://schemas.microsoft.com/office/word/2024/wordml/sdtformatlock" xmlns:w16se="http://schemas.microsoft.com/office/word/2015/wordml/symex" xmlns:wpg="http://schemas.microsoft.com/office/word/2010/wordprocessingGroup" xmlns:wpi="http://schemas.microsoft.com/office/word/2010/wordprocessingInk" xmlns:wne="http://schemas.microsoft.com/office/word/2006/wordml" xmlns:wps="http://schemas.microsoft.com/office/word/2010/wordprocessingShape" mc:Ignorable="w14 w15 w16se w16cid w16 w16cex w16sdtdh w16sdtfl w16du wp14">
   <w:p>
     <w:pPr>
       <w:pStyle w:val="BodyText"/>
@@ -5977,7 +5870,7 @@
 </file>
 
 <file path=word/header3.xml><?xml version="1.0" encoding="utf-8"?>
-<w:hdr xmlns:wpc="http://schemas.microsoft.com/office/word/2010/wordprocessingCanvas" xmlns:cx="http://schemas.microsoft.com/office/drawing/2014/chartex" xmlns:mc="http://schemas.openxmlformats.org/markup-compatibility/2006" xmlns:o="urn:schemas-microsoft-com:office:office" xmlns:r="http://schemas.openxmlformats.org/officeDocument/2006/relationships" xmlns:m="http://schemas.openxmlformats.org/officeDocument/2006/math" xmlns:v="urn:schemas-microsoft-com:vml" xmlns:wp14="http://schemas.microsoft.com/office/word/2010/wordprocessingDrawing" xmlns:wp="http://schemas.openxmlformats.org/drawingml/2006/wordprocessingDrawing" xmlns:w10="urn:schemas-microsoft-com:office:word" xmlns:w="http://schemas.openxmlformats.org/wordprocessingml/2006/main" xmlns:w14="http://schemas.microsoft.com/office/word/2010/wordml" xmlns:w15="http://schemas.microsoft.com/office/word/2012/wordml" xmlns:w16se="http://schemas.microsoft.com/office/word/2015/wordml/symex" xmlns:wpg="http://schemas.microsoft.com/office/word/2010/wordprocessingGroup" xmlns:wpi="http://schemas.microsoft.com/office/word/2010/wordprocessingInk" xmlns:wne="http://schemas.microsoft.com/office/word/2006/wordml" xmlns:wps="http://schemas.microsoft.com/office/word/2010/wordprocessingShape" mc:Ignorable="w14 w15 w16se wp14">
+<w:hdr xmlns:wpc="http://schemas.microsoft.com/office/word/2010/wordprocessingCanvas" xmlns:cx="http://schemas.microsoft.com/office/drawing/2014/chartex" xmlns:cx1="http://schemas.microsoft.com/office/drawing/2015/9/8/chartex" xmlns:cx2="http://schemas.microsoft.com/office/drawing/2015/10/21/chartex" xmlns:cx3="http://schemas.microsoft.com/office/drawing/2016/5/9/chartex" xmlns:cx4="http://schemas.microsoft.com/office/drawing/2016/5/10/chartex" xmlns:cx5="http://schemas.microsoft.com/office/drawing/2016/5/11/chartex" xmlns:cx6="http://schemas.microsoft.com/office/drawing/2016/5/12/chartex" xmlns:cx7="http://schemas.microsoft.com/office/drawing/2016/5/13/chartex" xmlns:cx8="http://schemas.microsoft.com/office/drawing/2016/5/14/chartex" xmlns:mc="http://schemas.openxmlformats.org/markup-compatibility/2006" xmlns:aink="http://schemas.microsoft.com/office/drawing/2016/ink" xmlns:am3d="http://schemas.microsoft.com/office/drawing/2017/model3d" xmlns:o="urn:schemas-microsoft-com:office:office" xmlns:oel="http://schemas.microsoft.com/office/2019/extlst" xmlns:r="http://schemas.openxmlformats.org/officeDocument/2006/relationships" xmlns:m="http://schemas.openxmlformats.org/officeDocument/2006/math" xmlns:v="urn:schemas-microsoft-com:vml" xmlns:wp14="http://schemas.microsoft.com/office/word/2010/wordprocessingDrawing" xmlns:wp="http://schemas.openxmlformats.org/drawingml/2006/wordprocessingDrawing" xmlns:w10="urn:schemas-microsoft-com:office:word" xmlns:w="http://schemas.openxmlformats.org/wordprocessingml/2006/main" xmlns:w14="http://schemas.microsoft.com/office/word/2010/wordml" xmlns:w15="http://schemas.microsoft.com/office/word/2012/wordml" xmlns:w16cex="http://schemas.microsoft.com/office/word/2018/wordml/cex" xmlns:w16cid="http://schemas.microsoft.com/office/word/2016/wordml/cid" xmlns:w16="http://schemas.microsoft.com/office/word/2018/wordml" xmlns:w16du="http://schemas.microsoft.com/office/word/2023/wordml/word16du" xmlns:w16sdtdh="http://schemas.microsoft.com/office/word/2020/wordml/sdtdatahash" xmlns:w16sdtfl="http://schemas.microsoft.com/office/word/2024/wordml/sdtformatlock" xmlns:w16se="http://schemas.microsoft.com/office/word/2015/wordml/symex" xmlns:wpg="http://schemas.microsoft.com/office/word/2010/wordprocessingGroup" xmlns:wpi="http://schemas.microsoft.com/office/word/2010/wordprocessingInk" xmlns:wne="http://schemas.microsoft.com/office/word/2006/wordml" xmlns:wps="http://schemas.microsoft.com/office/word/2010/wordprocessingShape" mc:Ignorable="w14 w15 w16se w16cid w16 w16cex w16sdtdh w16sdtfl w16du wp14">
   <w:p>
     <w:pPr>
       <w:pStyle w:val="BodyText"/>
@@ -6101,7 +5994,7 @@
 </file>
 
 <file path=word/header4.xml><?xml version="1.0" encoding="utf-8"?>
-<w:hdr xmlns:wpc="http://schemas.microsoft.com/office/word/2010/wordprocessingCanvas" xmlns:cx="http://schemas.microsoft.com/office/drawing/2014/chartex" xmlns:mc="http://schemas.openxmlformats.org/markup-compatibility/2006" xmlns:o="urn:schemas-microsoft-com:office:office" xmlns:r="http://schemas.openxmlformats.org/officeDocument/2006/relationships" xmlns:m="http://schemas.openxmlformats.org/officeDocument/2006/math" xmlns:v="urn:schemas-microsoft-com:vml" xmlns:wp14="http://schemas.microsoft.com/office/word/2010/wordprocessingDrawing" xmlns:wp="http://schemas.openxmlformats.org/drawingml/2006/wordprocessingDrawing" xmlns:w10="urn:schemas-microsoft-com:office:word" xmlns:w="http://schemas.openxmlformats.org/wordprocessingml/2006/main" xmlns:w14="http://schemas.microsoft.com/office/word/2010/wordml" xmlns:w15="http://schemas.microsoft.com/office/word/2012/wordml" xmlns:w16se="http://schemas.microsoft.com/office/word/2015/wordml/symex" xmlns:wpg="http://schemas.microsoft.com/office/word/2010/wordprocessingGroup" xmlns:wpi="http://schemas.microsoft.com/office/word/2010/wordprocessingInk" xmlns:wne="http://schemas.microsoft.com/office/word/2006/wordml" xmlns:wps="http://schemas.microsoft.com/office/word/2010/wordprocessingShape" mc:Ignorable="w14 w15 w16se wp14">
+<w:hdr xmlns:wpc="http://schemas.microsoft.com/office/word/2010/wordprocessingCanvas" xmlns:cx="http://schemas.microsoft.com/office/drawing/2014/chartex" xmlns:cx1="http://schemas.microsoft.com/office/drawing/2015/9/8/chartex" xmlns:cx2="http://schemas.microsoft.com/office/drawing/2015/10/21/chartex" xmlns:cx3="http://schemas.microsoft.com/office/drawing/2016/5/9/chartex" xmlns:cx4="http://schemas.microsoft.com/office/drawing/2016/5/10/chartex" xmlns:cx5="http://schemas.microsoft.com/office/drawing/2016/5/11/chartex" xmlns:cx6="http://schemas.microsoft.com/office/drawing/2016/5/12/chartex" xmlns:cx7="http://schemas.microsoft.com/office/drawing/2016/5/13/chartex" xmlns:cx8="http://schemas.microsoft.com/office/drawing/2016/5/14/chartex" xmlns:mc="http://schemas.openxmlformats.org/markup-compatibility/2006" xmlns:aink="http://schemas.microsoft.com/office/drawing/2016/ink" xmlns:am3d="http://schemas.microsoft.com/office/drawing/2017/model3d" xmlns:o="urn:schemas-microsoft-com:office:office" xmlns:oel="http://schemas.microsoft.com/office/2019/extlst" xmlns:r="http://schemas.openxmlformats.org/officeDocument/2006/relationships" xmlns:m="http://schemas.openxmlformats.org/officeDocument/2006/math" xmlns:v="urn:schemas-microsoft-com:vml" xmlns:wp14="http://schemas.microsoft.com/office/word/2010/wordprocessingDrawing" xmlns:wp="http://schemas.openxmlformats.org/drawingml/2006/wordprocessingDrawing" xmlns:w10="urn:schemas-microsoft-com:office:word" xmlns:w="http://schemas.openxmlformats.org/wordprocessingml/2006/main" xmlns:w14="http://schemas.microsoft.com/office/word/2010/wordml" xmlns:w15="http://schemas.microsoft.com/office/word/2012/wordml" xmlns:w16cex="http://schemas.microsoft.com/office/word/2018/wordml/cex" xmlns:w16cid="http://schemas.microsoft.com/office/word/2016/wordml/cid" xmlns:w16="http://schemas.microsoft.com/office/word/2018/wordml" xmlns:w16du="http://schemas.microsoft.com/office/word/2023/wordml/word16du" xmlns:w16sdtdh="http://schemas.microsoft.com/office/word/2020/wordml/sdtdatahash" xmlns:w16sdtfl="http://schemas.microsoft.com/office/word/2024/wordml/sdtformatlock" xmlns:w16se="http://schemas.microsoft.com/office/word/2015/wordml/symex" xmlns:wpg="http://schemas.microsoft.com/office/word/2010/wordprocessingGroup" xmlns:wpi="http://schemas.microsoft.com/office/word/2010/wordprocessingInk" xmlns:wne="http://schemas.microsoft.com/office/word/2006/wordml" xmlns:wps="http://schemas.microsoft.com/office/word/2010/wordprocessingShape" mc:Ignorable="w14 w15 w16se w16cid w16 w16cex w16sdtdh w16sdtfl w16du wp14">
   <w:p>
     <w:pPr>
       <w:pStyle w:val="BodyText"/>
@@ -6225,7 +6118,7 @@
 </file>
 
 <file path=word/header5.xml><?xml version="1.0" encoding="utf-8"?>
-<w:hdr xmlns:wpc="http://schemas.microsoft.com/office/word/2010/wordprocessingCanvas" xmlns:cx="http://schemas.microsoft.com/office/drawing/2014/chartex" xmlns:mc="http://schemas.openxmlformats.org/markup-compatibility/2006" xmlns:o="urn:schemas-microsoft-com:office:office" xmlns:r="http://schemas.openxmlformats.org/officeDocument/2006/relationships" xmlns:m="http://schemas.openxmlformats.org/officeDocument/2006/math" xmlns:v="urn:schemas-microsoft-com:vml" xmlns:wp14="http://schemas.microsoft.com/office/word/2010/wordprocessingDrawing" xmlns:wp="http://schemas.openxmlformats.org/drawingml/2006/wordprocessingDrawing" xmlns:w10="urn:schemas-microsoft-com:office:word" xmlns:w="http://schemas.openxmlformats.org/wordprocessingml/2006/main" xmlns:w14="http://schemas.microsoft.com/office/word/2010/wordml" xmlns:w15="http://schemas.microsoft.com/office/word/2012/wordml" xmlns:w16se="http://schemas.microsoft.com/office/word/2015/wordml/symex" xmlns:wpg="http://schemas.microsoft.com/office/word/2010/wordprocessingGroup" xmlns:wpi="http://schemas.microsoft.com/office/word/2010/wordprocessingInk" xmlns:wne="http://schemas.microsoft.com/office/word/2006/wordml" xmlns:wps="http://schemas.microsoft.com/office/word/2010/wordprocessingShape" mc:Ignorable="w14 w15 w16se wp14">
+<w:hdr xmlns:wpc="http://schemas.microsoft.com/office/word/2010/wordprocessingCanvas" xmlns:cx="http://schemas.microsoft.com/office/drawing/2014/chartex" xmlns:cx1="http://schemas.microsoft.com/office/drawing/2015/9/8/chartex" xmlns:cx2="http://schemas.microsoft.com/office/drawing/2015/10/21/chartex" xmlns:cx3="http://schemas.microsoft.com/office/drawing/2016/5/9/chartex" xmlns:cx4="http://schemas.microsoft.com/office/drawing/2016/5/10/chartex" xmlns:cx5="http://schemas.microsoft.com/office/drawing/2016/5/11/chartex" xmlns:cx6="http://schemas.microsoft.com/office/drawing/2016/5/12/chartex" xmlns:cx7="http://schemas.microsoft.com/office/drawing/2016/5/13/chartex" xmlns:cx8="http://schemas.microsoft.com/office/drawing/2016/5/14/chartex" xmlns:mc="http://schemas.openxmlformats.org/markup-compatibility/2006" xmlns:aink="http://schemas.microsoft.com/office/drawing/2016/ink" xmlns:am3d="http://schemas.microsoft.com/office/drawing/2017/model3d" xmlns:o="urn:schemas-microsoft-com:office:office" xmlns:oel="http://schemas.microsoft.com/office/2019/extlst" xmlns:r="http://schemas.openxmlformats.org/officeDocument/2006/relationships" xmlns:m="http://schemas.openxmlformats.org/officeDocument/2006/math" xmlns:v="urn:schemas-microsoft-com:vml" xmlns:wp14="http://schemas.microsoft.com/office/word/2010/wordprocessingDrawing" xmlns:wp="http://schemas.openxmlformats.org/drawingml/2006/wordprocessingDrawing" xmlns:w10="urn:schemas-microsoft-com:office:word" xmlns:w="http://schemas.openxmlformats.org/wordprocessingml/2006/main" xmlns:w14="http://schemas.microsoft.com/office/word/2010/wordml" xmlns:w15="http://schemas.microsoft.com/office/word/2012/wordml" xmlns:w16cex="http://schemas.microsoft.com/office/word/2018/wordml/cex" xmlns:w16cid="http://schemas.microsoft.com/office/word/2016/wordml/cid" xmlns:w16="http://schemas.microsoft.com/office/word/2018/wordml" xmlns:w16du="http://schemas.microsoft.com/office/word/2023/wordml/word16du" xmlns:w16sdtdh="http://schemas.microsoft.com/office/word/2020/wordml/sdtdatahash" xmlns:w16sdtfl="http://schemas.microsoft.com/office/word/2024/wordml/sdtformatlock" xmlns:w16se="http://schemas.microsoft.com/office/word/2015/wordml/symex" xmlns:wpg="http://schemas.microsoft.com/office/word/2010/wordprocessingGroup" xmlns:wpi="http://schemas.microsoft.com/office/word/2010/wordprocessingInk" xmlns:wne="http://schemas.microsoft.com/office/word/2006/wordml" xmlns:wps="http://schemas.microsoft.com/office/word/2010/wordprocessingShape" mc:Ignorable="w14 w15 w16se w16cid w16 w16cex w16sdtdh w16sdtfl w16du wp14">
   <w:p>
     <w:pPr>
       <w:pStyle w:val="BodyText"/>
@@ -6349,7 +6242,7 @@
 </file>
 
 <file path=word/header6.xml><?xml version="1.0" encoding="utf-8"?>
-<w:hdr xmlns:wpc="http://schemas.microsoft.com/office/word/2010/wordprocessingCanvas" xmlns:cx="http://schemas.microsoft.com/office/drawing/2014/chartex" xmlns:mc="http://schemas.openxmlformats.org/markup-compatibility/2006" xmlns:o="urn:schemas-microsoft-com:office:office" xmlns:r="http://schemas.openxmlformats.org/officeDocument/2006/relationships" xmlns:m="http://schemas.openxmlformats.org/officeDocument/2006/math" xmlns:v="urn:schemas-microsoft-com:vml" xmlns:wp14="http://schemas.microsoft.com/office/word/2010/wordprocessingDrawing" xmlns:wp="http://schemas.openxmlformats.org/drawingml/2006/wordprocessingDrawing" xmlns:w10="urn:schemas-microsoft-com:office:word" xmlns:w="http://schemas.openxmlformats.org/wordprocessingml/2006/main" xmlns:w14="http://schemas.microsoft.com/office/word/2010/wordml" xmlns:w15="http://schemas.microsoft.com/office/word/2012/wordml" xmlns:w16se="http://schemas.microsoft.com/office/word/2015/wordml/symex" xmlns:wpg="http://schemas.microsoft.com/office/word/2010/wordprocessingGroup" xmlns:wpi="http://schemas.microsoft.com/office/word/2010/wordprocessingInk" xmlns:wne="http://schemas.microsoft.com/office/word/2006/wordml" xmlns:wps="http://schemas.microsoft.com/office/word/2010/wordprocessingShape" mc:Ignorable="w14 w15 w16se wp14">
+<w:hdr xmlns:wpc="http://schemas.microsoft.com/office/word/2010/wordprocessingCanvas" xmlns:cx="http://schemas.microsoft.com/office/drawing/2014/chartex" xmlns:cx1="http://schemas.microsoft.com/office/drawing/2015/9/8/chartex" xmlns:cx2="http://schemas.microsoft.com/office/drawing/2015/10/21/chartex" xmlns:cx3="http://schemas.microsoft.com/office/drawing/2016/5/9/chartex" xmlns:cx4="http://schemas.microsoft.com/office/drawing/2016/5/10/chartex" xmlns:cx5="http://schemas.microsoft.com/office/drawing/2016/5/11/chartex" xmlns:cx6="http://schemas.microsoft.com/office/drawing/2016/5/12/chartex" xmlns:cx7="http://schemas.microsoft.com/office/drawing/2016/5/13/chartex" xmlns:cx8="http://schemas.microsoft.com/office/drawing/2016/5/14/chartex" xmlns:mc="http://schemas.openxmlformats.org/markup-compatibility/2006" xmlns:aink="http://schemas.microsoft.com/office/drawing/2016/ink" xmlns:am3d="http://schemas.microsoft.com/office/drawing/2017/model3d" xmlns:o="urn:schemas-microsoft-com:office:office" xmlns:oel="http://schemas.microsoft.com/office/2019/extlst" xmlns:r="http://schemas.openxmlformats.org/officeDocument/2006/relationships" xmlns:m="http://schemas.openxmlformats.org/officeDocument/2006/math" xmlns:v="urn:schemas-microsoft-com:vml" xmlns:wp14="http://schemas.microsoft.com/office/word/2010/wordprocessingDrawing" xmlns:wp="http://schemas.openxmlformats.org/drawingml/2006/wordprocessingDrawing" xmlns:w10="urn:schemas-microsoft-com:office:word" xmlns:w="http://schemas.openxmlformats.org/wordprocessingml/2006/main" xmlns:w14="http://schemas.microsoft.com/office/word/2010/wordml" xmlns:w15="http://schemas.microsoft.com/office/word/2012/wordml" xmlns:w16cex="http://schemas.microsoft.com/office/word/2018/wordml/cex" xmlns:w16cid="http://schemas.microsoft.com/office/word/2016/wordml/cid" xmlns:w16="http://schemas.microsoft.com/office/word/2018/wordml" xmlns:w16du="http://schemas.microsoft.com/office/word/2023/wordml/word16du" xmlns:w16sdtdh="http://schemas.microsoft.com/office/word/2020/wordml/sdtdatahash" xmlns:w16sdtfl="http://schemas.microsoft.com/office/word/2024/wordml/sdtformatlock" xmlns:w16se="http://schemas.microsoft.com/office/word/2015/wordml/symex" xmlns:wpg="http://schemas.microsoft.com/office/word/2010/wordprocessingGroup" xmlns:wpi="http://schemas.microsoft.com/office/word/2010/wordprocessingInk" xmlns:wne="http://schemas.microsoft.com/office/word/2006/wordml" xmlns:wps="http://schemas.microsoft.com/office/word/2010/wordprocessingShape" mc:Ignorable="w14 w15 w16se w16cid w16 w16cex w16sdtdh w16sdtfl w16du wp14">
   <w:p>
     <w:pPr>
       <w:pStyle w:val="BodyText"/>
@@ -6473,7 +6366,7 @@
 </file>
 
 <file path=word/styles.xml><?xml version="1.0" encoding="utf-8"?>
-<w:styles xmlns:mc="http://schemas.openxmlformats.org/markup-compatibility/2006" xmlns:r="http://schemas.openxmlformats.org/officeDocument/2006/relationships" xmlns:w="http://schemas.openxmlformats.org/wordprocessingml/2006/main" xmlns:w14="http://schemas.microsoft.com/office/word/2010/wordml" xmlns:w15="http://schemas.microsoft.com/office/word/2012/wordml" xmlns:w16se="http://schemas.microsoft.com/office/word/2015/wordml/symex" mc:Ignorable="w14 w15 w16se">
+<w:styles xmlns:mc="http://schemas.openxmlformats.org/markup-compatibility/2006" xmlns:r="http://schemas.openxmlformats.org/officeDocument/2006/relationships" xmlns:w="http://schemas.openxmlformats.org/wordprocessingml/2006/main" xmlns:w14="http://schemas.microsoft.com/office/word/2010/wordml" xmlns:w15="http://schemas.microsoft.com/office/word/2012/wordml" xmlns:w16cex="http://schemas.microsoft.com/office/word/2018/wordml/cex" xmlns:w16cid="http://schemas.microsoft.com/office/word/2016/wordml/cid" xmlns:w16="http://schemas.microsoft.com/office/word/2018/wordml" xmlns:w16du="http://schemas.microsoft.com/office/word/2023/wordml/word16du" xmlns:w16sdtdh="http://schemas.microsoft.com/office/word/2020/wordml/sdtdatahash" xmlns:w16sdtfl="http://schemas.microsoft.com/office/word/2024/wordml/sdtformatlock" xmlns:w16se="http://schemas.microsoft.com/office/word/2015/wordml/symex" mc:Ignorable="w14 w15 w16se w16cid w16 w16cex w16sdtdh w16sdtfl w16du">
   <w:docDefaults>
     <w:rPrDefault>
       <w:rPr>
@@ -6491,7 +6384,7 @@
       </w:pPr>
     </w:pPrDefault>
   </w:docDefaults>
-  <w:latentStyles w:defLockedState="0" w:defUIPriority="99" w:defSemiHidden="0" w:defUnhideWhenUsed="0" w:defQFormat="0" w:count="371">
+  <w:latentStyles w:defLockedState="0" w:defUIPriority="99" w:defSemiHidden="0" w:defUnhideWhenUsed="0" w:defQFormat="0" w:count="376">
     <w:lsdException w:name="Normal" w:uiPriority="0" w:qFormat="1"/>
     <w:lsdException w:name="heading 1" w:uiPriority="9" w:qFormat="1"/>
     <w:lsdException w:name="heading 2" w:semiHidden="1" w:uiPriority="9" w:unhideWhenUsed="1" w:qFormat="1"/>
@@ -6863,6 +6756,11 @@
     <w:lsdException w:name="List Table 5 Dark Accent 6" w:uiPriority="50"/>
     <w:lsdException w:name="List Table 6 Colorful Accent 6" w:uiPriority="51"/>
     <w:lsdException w:name="List Table 7 Colorful Accent 6" w:uiPriority="52"/>
+    <w:lsdException w:name="Mention" w:semiHidden="1" w:unhideWhenUsed="1"/>
+    <w:lsdException w:name="Smart Hyperlink" w:semiHidden="1" w:unhideWhenUsed="1"/>
+    <w:lsdException w:name="Hashtag" w:semiHidden="1" w:unhideWhenUsed="1"/>
+    <w:lsdException w:name="Unresolved Mention" w:semiHidden="1" w:unhideWhenUsed="1"/>
+    <w:lsdException w:name="Smart Link" w:semiHidden="1" w:unhideWhenUsed="1"/>
   </w:latentStyles>
   <w:style w:type="paragraph" w:default="1" w:styleId="Normal">
     <w:name w:val="Normal"/>
